--- a/Evolution/chapters/29 - Robots and AI Right Now - The Precursor to Moravec.docx
+++ b/Evolution/chapters/29 - Robots and AI Right Now - The Precursor to Moravec.docx
@@ -9,7 +9,7 @@
         <w:jc w:val="center"/>
       </w:pPr>
       <w:r>
-        <w:t>Life: Science for Everyone</w:t>
+        <w:t>Life: Evolution</w:t>
       </w:r>
     </w:p>
     <w:p>
